--- a/klagomål/A 21979-2026 FSC-klagomål.docx
+++ b/klagomål/A 21979-2026 FSC-klagomål.docx
@@ -736,7 +736,7 @@
     <w:r>
       <w:tab/>
       <w:tab/>
-      <w:t>2026-05-16</w:t>
+      <w:t>2026-05-17</w:t>
       <w:br/>
       <w:br/>
     </w:r>

--- a/klagomål/A 21979-2026 FSC-klagomål.docx
+++ b/klagomål/A 21979-2026 FSC-klagomål.docx
@@ -736,7 +736,7 @@
     <w:r>
       <w:tab/>
       <w:tab/>
-      <w:t>2026-05-17</w:t>
+      <w:t>2026-05-18</w:t>
       <w:br/>
       <w:br/>
     </w:r>

--- a/klagomål/A 21979-2026 FSC-klagomål.docx
+++ b/klagomål/A 21979-2026 FSC-klagomål.docx
@@ -736,7 +736,7 @@
     <w:r>
       <w:tab/>
       <w:tab/>
-      <w:t>2026-05-18</w:t>
+      <w:t>2026-05-19</w:t>
       <w:br/>
       <w:br/>
     </w:r>

--- a/klagomål/A 21979-2026 FSC-klagomål.docx
+++ b/klagomål/A 21979-2026 FSC-klagomål.docx
@@ -736,7 +736,7 @@
     <w:r>
       <w:tab/>
       <w:tab/>
-      <w:t>2026-05-19</w:t>
+      <w:t>2026-05-20</w:t>
       <w:br/>
       <w:br/>
     </w:r>

--- a/klagomål/A 21979-2026 FSC-klagomål.docx
+++ b/klagomål/A 21979-2026 FSC-klagomål.docx
@@ -736,7 +736,7 @@
     <w:r>
       <w:tab/>
       <w:tab/>
-      <w:t>2026-05-20</w:t>
+      <w:t>2026-05-21</w:t>
       <w:br/>
       <w:br/>
     </w:r>

--- a/klagomål/A 21979-2026 FSC-klagomål.docx
+++ b/klagomål/A 21979-2026 FSC-klagomål.docx
@@ -736,7 +736,7 @@
     <w:r>
       <w:tab/>
       <w:tab/>
-      <w:t>2026-05-21</w:t>
+      <w:t>2026-05-22</w:t>
       <w:br/>
       <w:br/>
     </w:r>

--- a/klagomål/A 21979-2026 FSC-klagomål.docx
+++ b/klagomål/A 21979-2026 FSC-klagomål.docx
@@ -736,7 +736,7 @@
     <w:r>
       <w:tab/>
       <w:tab/>
-      <w:t>2026-05-22</w:t>
+      <w:t>2026-05-23</w:t>
       <w:br/>
       <w:br/>
     </w:r>

--- a/klagomål/A 21979-2026 FSC-klagomål.docx
+++ b/klagomål/A 21979-2026 FSC-klagomål.docx
@@ -736,7 +736,7 @@
     <w:r>
       <w:tab/>
       <w:tab/>
-      <w:t>2026-05-23</w:t>
+      <w:t>2026-05-24</w:t>
       <w:br/>
       <w:br/>
     </w:r>

--- a/klagomål/A 21979-2026 FSC-klagomål.docx
+++ b/klagomål/A 21979-2026 FSC-klagomål.docx
@@ -736,7 +736,7 @@
     <w:r>
       <w:tab/>
       <w:tab/>
-      <w:t>2026-05-24</w:t>
+      <w:t>2026-05-25</w:t>
       <w:br/>
       <w:br/>
     </w:r>

--- a/klagomål/A 21979-2026 FSC-klagomål.docx
+++ b/klagomål/A 21979-2026 FSC-klagomål.docx
@@ -736,7 +736,7 @@
     <w:r>
       <w:tab/>
       <w:tab/>
-      <w:t>2026-05-25</w:t>
+      <w:t>2026-05-26</w:t>
       <w:br/>
       <w:br/>
     </w:r>

--- a/klagomål/A 21979-2026 FSC-klagomål.docx
+++ b/klagomål/A 21979-2026 FSC-klagomål.docx
@@ -736,7 +736,7 @@
     <w:r>
       <w:tab/>
       <w:tab/>
-      <w:t>2026-05-26</w:t>
+      <w:t>2026-05-27</w:t>
       <w:br/>
       <w:br/>
     </w:r>

--- a/klagomål/A 21979-2026 FSC-klagomål.docx
+++ b/klagomål/A 21979-2026 FSC-klagomål.docx
@@ -163,7 +163,7 @@
         <w:pStyle w:val="Title"/>
       </w:pPr>
       <w:r>
-        <w:t>Inledande FSC- /PEFC-klagomål – information om höga naturvärden i avverkningsanmälan A 21979-2026 i Örnsköldsviks kommun</w:t>
+        <w:t>Inledande FSC- /PEFC-klagomål – information om höga naturvärden och fridlysta arter i avverkningsanmälan A 21979-2026 i Örnsköldsviks kommun</w:t>
       </w:r>
     </w:p>
     <w:p>
@@ -173,7 +173,7 @@
     </w:p>
     <w:p>
       <w:r>
-        <w:t>Nedan presenteras fynd av naturvårdsarter som gjorts i det avverkningsanmälda området, samt relevanta utdrag ur standarderna för FSC, Chain of Custody, Controlled Wood och PEFC.</w:t>
+        <w:t>Nedan presenteras fynd av naturvårdsarter och fridlysta arter som gjorts i det avverkningsanmälda området, samt relevanta utdrag ur standarderna för FSC, Chain of Custody, Controlled Wood och PEFC. I BILAGA 1 finns artfakta om fridlysta arter.</w:t>
       </w:r>
     </w:p>
     <w:p>
@@ -191,7 +191,7 @@
     </w:p>
     <w:p>
       <w:r>
-        <w:t>I avverkningsanmälan har följande 2 naturvårdsarter hittats: garnlav (NT) och ullticka (NT). Av dessa är 2 rödlistade. För rödlistade arter har rödlistekategorin angivits inom parentes.</w:t>
+        <w:t>I avverkningsanmälan har följande 8 naturvårdsarter hittats: garnlav (NT), spillkråka (NT, §4), svartvit flugsnappare (NT, §4), talltita (NT, §4), tretåig hackspett (NT, §4), ullticka (NT), vedticka (S) och revlummer (§9). Av dessa är 6 rödlistade. För rödlistade arter har rödlistekategorin angivits inom parentes. Arter som är signalarter enligt Skogsstyrelsen har markerats med (S). För fridlysta arter anges även paragrafen i Artskyddsförordningen som arten är fridlyst enligt.</w:t>
       </w:r>
     </w:p>
     <w:p>
@@ -206,7 +206,7 @@
       <w:r>
         <w:drawing>
           <wp:inline xmlns:a="http://schemas.openxmlformats.org/drawingml/2006/main" xmlns:pic="http://schemas.openxmlformats.org/drawingml/2006/picture">
-            <wp:extent cx="5486400" cy="2753690"/>
+            <wp:extent cx="5486400" cy="2673188"/>
             <wp:docPr id="1" name="Picture 1"/>
             <wp:cNvGraphicFramePr>
               <a:graphicFrameLocks noChangeAspect="1"/>
@@ -227,7 +227,7 @@
                   <pic:spPr>
                     <a:xfrm>
                       <a:off x="0" y="0"/>
-                      <a:ext cx="5486400" cy="2753690"/>
+                      <a:ext cx="5486400" cy="2673188"/>
                     </a:xfrm>
                     <a:prstGeom prst="rect"/>
                   </pic:spPr>
@@ -332,6 +332,127 @@
       </w:r>
     </w:p>
     <w:p>
+      <w:r>
+        <w:rPr>
+          <w:b/>
+        </w:rPr>
+        <w:t xml:space="preserve">Vedticka </w:t>
+      </w:r>
+      <w:r>
+        <w:t xml:space="preserve">är en bra signalart söder om den naturliga norrlandsgränsen. Den är huvudsakligen knuten till äldre barrskogar där det föreligger långvarig kontinuitet av död barrved. Vedticka är typisk art för </w:t>
+      </w:r>
+      <w:r>
+        <w:rPr>
+          <w:i/>
+        </w:rPr>
+        <w:t xml:space="preserve">9010 Taiga </w:t>
+      </w:r>
+      <w:r>
+        <w:t>(Nitare &amp; Skogsstyrelsen, 2019; SLU Artdatabanken, 2025).</w:t>
+      </w:r>
+    </w:p>
+    <w:p>
+      <w:pPr>
+        <w:pStyle w:val="Heading1"/>
+      </w:pPr>
+      <w:r>
+        <w:t>Fridlysta arter</w:t>
+      </w:r>
+    </w:p>
+    <w:p>
+      <w:r>
+        <w:t>Följande fridlysta arter har sina livsmiljöer och växtplatser i den avverkningsanmälda skogen: spillkråka (NT, §4), svartvit flugsnappare (NT, §4), talltita (NT, §4), tretåig hackspett (NT, §4) och revlummer (§9).</w:t>
+      </w:r>
+    </w:p>
+    <w:p>
+      <w:r>
+        <w:t xml:space="preserve">Observera att medlemsländerna är skyldiga att agera i enlighet med EU:s fågeldirektiv där det uttryckligen står att direktivet gäller för fåglar samt för deras ägg, bon och </w:t>
+      </w:r>
+      <w:r>
+        <w:rPr>
+          <w:b/>
+        </w:rPr>
+        <w:t xml:space="preserve">livsmiljöer </w:t>
+      </w:r>
+      <w:r>
+        <w:t>(artikel 1). Vidare att de åtgärder som vidtas inte får leda till en försämring av den nuvarande situationen beträffande bevarandet av de fågelarter som avses i artikel 1 (artikel 13). Fågeldirektivet är styrande för tillsynsansvariga myndigheters ärendehantering, ställningstaganden och beslutsfattande.</w:t>
+      </w:r>
+    </w:p>
+    <w:p>
+      <w:r>
+        <w:rPr>
+          <w:b/>
+        </w:rPr>
+        <w:t>Spillkråka (§4)</w:t>
+      </w:r>
+      <w:r>
+        <w:t xml:space="preserve"> omfattas av bilaga 1 i EU:s fågeldirektiv och är typisk art för </w:t>
+      </w:r>
+      <w:r>
+        <w:rPr>
+          <w:i/>
+        </w:rPr>
+        <w:t xml:space="preserve">9010 Taiga </w:t>
+      </w:r>
+      <w:r>
+        <w:t>och</w:t>
+      </w:r>
+      <w:r>
+        <w:rPr>
+          <w:i/>
+        </w:rPr>
+        <w:t xml:space="preserve"> 9740 Skogsbevuxen myr</w:t>
+      </w:r>
+      <w:r>
+        <w:t>. Den behöver grova träd, främst tall, asp och bok som boträd. Skogsbruk med korta omloppstider och täta, homogena ungskogar utgör det största hotet. Spillkråka är en nyckelart i skogliga miljöer vars övergivna bohål utnyttjas av flera andra hålhäckande fågelarter och fladdermöss, däribland pärluggla (EN, §4), knipa (§4), salskrake (§4) och skogsduva (§4). Hökuggla (VU, §4) och slaguggla (§4) häckar ofta i högstubbar som brutits av i höjd med ett gammalt spillkråkebo (SLU Artdatabanken, 2026; Skogsstyrelsen, 2016).</w:t>
+      </w:r>
+    </w:p>
+    <w:p>
+      <w:r>
+        <w:rPr>
+          <w:b/>
+        </w:rPr>
+        <w:t>Talltita (NT, §4)</w:t>
+      </w:r>
+      <w:r>
+        <w:t>, rödlistad som nära hotad och prioriterad art i Skogsvårdslagen, har häckningsrevir i anmälan. Arten har minskat kraftigt de senaste 30 åren och minskningstakten innevarande 10-årsperiod beräknas till 20 (10–30) %. Talltitan är synnerligen trogen sitt cirka 15 hektar stora revir och är beroende av flerskiktade olikåldriga skogar för att kunna föda upp sina ungar. Talltitan försvinner om dess livsmiljö kalavverkas (Eggers &amp; Low, 2014; Ekman, 1979; Griesser et al, 2007; Klein, 2020; Siffczyk et al, 2003; SLU Artdatabanken, 2021).</w:t>
+      </w:r>
+    </w:p>
+    <w:p>
+      <w:r>
+        <w:rPr>
+          <w:b/>
+        </w:rPr>
+        <w:t>Tretåig hackspett (NT, §4)</w:t>
+      </w:r>
+      <w:r>
+        <w:t xml:space="preserve"> är rödlistad som nära hotad och ingår i bilaga 1 i EU:s fågeldirektiv. Tretåig hackspett är för sin överlevnad beroende av kontinuerlig tillförsel av äldre döende och död ved, som sker genom naturliga självgallringsprocesser i äldre grannaturskogar och barrblandade naturskogar. Om en skog genom skogsbruk gallras eller glesas ur så upphör och uteblir i stort sett den naturliga självgallringsprocessen för mycket lång tid framöver vilket omöjliggör upprätthållandet av den kontinuerliga ekologiska funktionen i ett område. Det finns studier som visar att naturskogens självgallringsprocess som den tretåiga hackspetten är beroende av, inte kan ersättas med efterlämnad hänsyn i skogsbruket (Imbeau &amp; Desrochers, 2002). Storleken på häckningsreviret varierar med skogstypen, förekomsten av död ved och graden av fragmentering, men är i allmänhet i storleksordningen 25–100 hektar. Vintertid krävs ofta betydligt större områden och det finns studier som antyder att arten behöver minst 100 hektar äldre skog. I områden med låg bonitet kan det behövas över 200 hektar lämpligt habitat för att ett par ska kunna reproducera sig. Områden med dokumenterad permanent förekomst i naturskogsmiljöer har vanligen så stora naturvärden att skogsbruk är olämpligt. Tretåig hackspett är typisk art för </w:t>
+      </w:r>
+      <w:r>
+        <w:rPr>
+          <w:i/>
+        </w:rPr>
+        <w:t xml:space="preserve">9010 Taiga, 9740 Skogsbevuxen myr, 9030 Landhöjningsskog </w:t>
+      </w:r>
+      <w:r>
+        <w:t xml:space="preserve">och </w:t>
+      </w:r>
+      <w:r>
+        <w:rPr>
+          <w:i/>
+        </w:rPr>
+        <w:t>9040 Fjällbjörkskog</w:t>
+      </w:r>
+      <w:r>
+        <w:t xml:space="preserve"> (Skogsstyrelsen, 2016; SLU Artdatabanken, 2024).</w:t>
+      </w:r>
+    </w:p>
+    <w:p>
+      <w:r>
+        <w:t>I BILAGA 1 finns mer detaljerad information om ekologi samt krav på livsmiljö hos fridlysta arter.</w:t>
+      </w:r>
+    </w:p>
+    <w:p>
       <w:pPr>
         <w:pStyle w:val="Heading1"/>
       </w:pPr>
@@ -383,6 +504,22 @@
       <w:r>
         <w:t>I den avverkningsanmälda skogen har fridlysta arter sina livsmiljöer och växtplatser. Att skada de fridlysta arternas livsmiljöer, växtplatser eller ekologiska funktion är inte tillåtet enligt artskyddsförordningen.</w:t>
       </w:r>
+      <w:r>
+        <w:rPr>
+          <w:i/>
+        </w:rPr>
+        <w:t xml:space="preserve"> EU:s medlemsländer och skogsbolag är skyldiga att agera i enlighet med EU:s fågeldirektiv där det uttryckligen står att direktivet gäller för fåglar samt för deras ägg, bon och </w:t>
+      </w:r>
+      <w:r>
+        <w:rPr>
+          <w:b/>
+          <w:i/>
+        </w:rPr>
+        <w:t xml:space="preserve">livsmiljöer </w:t>
+      </w:r>
+      <w:r>
+        <w:t>(artikel 1). Vidare att de åtgärder som vidtas inte får leda till en försämring av den nuvarande situationen beträffande bevarandet av de fågelarter som avses i artikel 1 (artikel 13).</w:t>
+      </w:r>
     </w:p>
     <w:p>
       <w:r>
@@ -421,7 +558,7 @@
         <w:rPr>
           <w:i/>
         </w:rPr>
-        <w:t>I det avverkningsanmälda skogsområdet har 2 naturvårdsarter varav 2 rödlistade arter sina livsmiljöer och växtplatser.</w:t>
+        <w:t>I det avverkningsanmälda skogsområdet har 8 naturvårdsarter varav 6 rödlistade arter sina livsmiljöer och växtplatser.</w:t>
       </w:r>
     </w:p>
     <w:p>
@@ -606,6 +743,412 @@
           <w:i/>
         </w:rPr>
         <w:t>I den avverkningsanmälda skogen har fridlysta arter sina livsmiljöer och växtplatser. Att skada de fridlysta arternas livsmiljöer, växtplatser eller ekologiska funktion är inte tillåtet enligt artskyddsförordningen</w:t>
+      </w:r>
+    </w:p>
+    <w:p>
+      <w:r>
+        <w:br w:type="page"/>
+      </w:r>
+    </w:p>
+    <w:p>
+      <w:pPr>
+        <w:pStyle w:val="Title"/>
+      </w:pPr>
+      <w:r>
+        <w:t>BILAGA 1 – Fridlysta arter</w:t>
+      </w:r>
+    </w:p>
+    <w:p>
+      <w:pPr>
+        <w:pStyle w:val="Heading1"/>
+      </w:pPr>
+      <w:r>
+        <w:t>Spillkråka – ekologi samt krav på livsmiljön</w:t>
+      </w:r>
+    </w:p>
+    <w:p>
+      <w:r>
+        <w:t xml:space="preserve">Spillkråka (§4) ingår i bilaga 1 EU:s fågeldirektiv och är typisk art för </w:t>
+      </w:r>
+      <w:r>
+        <w:rPr>
+          <w:i/>
+        </w:rPr>
+        <w:t xml:space="preserve">9010 Taiga </w:t>
+      </w:r>
+      <w:r>
+        <w:t>och</w:t>
+      </w:r>
+      <w:r>
+        <w:rPr>
+          <w:i/>
+        </w:rPr>
+        <w:t xml:space="preserve"> 9740 Skogsbevuxen myr</w:t>
+      </w:r>
+      <w:r>
+        <w:t>. Den lever i både barr- och blandskog liksom i ren lövskog. De tätaste populationerna tenderar att finnas i äldre, variationsrik blandskog med gott om död ved och gamla träd. Varje par utnyttjar 400–1000 hektar skog beroende på skogens kvalitet. Skogsbruk med korta omloppstider och täta, homogena ungskogar utgör det största hotet (SLU Artdatabanken, 2026).</w:t>
+      </w:r>
+    </w:p>
+    <w:p>
+      <w:r>
+        <w:t>Spillkråka är en nyckelart i skogliga miljöer vars övergivna bohål utnyttjas av flera andra hålhäckande fågelarter och fladdermöss, däribland pärluggla (EN, §4), knipa (§4), salskrake (§4) och skogsduva (§4). Hökuggla (VU, §4) och slaguggla (§4) häckar ofta i högstubbar som brutits av i höjd med ett gammalt spillkråkebo (Skogsstyrelsen, 2016).</w:t>
+      </w:r>
+    </w:p>
+    <w:p>
+      <w:pPr>
+        <w:pStyle w:val="Heading2"/>
+      </w:pPr>
+      <w:r>
+        <w:t>Referenser – spillkråka</w:t>
+      </w:r>
+    </w:p>
+    <w:p>
+      <w:r>
+        <w:t xml:space="preserve">Skogsstyrelsen, 2016. </w:t>
+      </w:r>
+      <w:r>
+        <w:rPr>
+          <w:i/>
+        </w:rPr>
+        <w:t xml:space="preserve">Vägledning för hänsyn till spillkråka. </w:t>
+      </w:r>
+      <w:r>
+        <w:t>Vägledningar och kunskapsstöd artskydd – Skogsstyrelsen.</w:t>
+      </w:r>
+    </w:p>
+    <w:p>
+      <w:r>
+        <w:t xml:space="preserve">SLU Artdatabanken, 2026. </w:t>
+      </w:r>
+      <w:r>
+        <w:rPr>
+          <w:i/>
+        </w:rPr>
+        <w:t xml:space="preserve">Artfaktablad. Naturvård – artfakta. </w:t>
+      </w:r>
+      <w:r>
+        <w:t>SLU Artdatabanken, Uppsala.</w:t>
+      </w:r>
+    </w:p>
+    <w:p>
+      <w:pPr>
+        <w:pStyle w:val="Heading1"/>
+      </w:pPr>
+      <w:r>
+        <w:t>Talltita – ekologi samt krav på livsmiljön</w:t>
+      </w:r>
+    </w:p>
+    <w:p>
+      <w:r>
+        <w:t>Talltita är rödlistad som NT, fridlyst och prioriterad art i Skogsvårdslagen. Den omfattas av EU:s fågeldirektiv. Arten har minskat kraftigt de senaste 30 åren och minskningstakten innevarande 10-årsperiod beräknas till 20 (10–30) % (SLU Artdatabanken, 2022).</w:t>
+      </w:r>
+    </w:p>
+    <w:p>
+      <w:r>
+        <w:t>Talltita föredrar större sammanhängande barrskogar, och finns såväl i tallskog som granskog och i lövblandad barrskog. Skogens struktur är viktig och ska helst vara flerskiktad med riklig underväxt av mindre granar, björk och andra lövträd och buskar. Tillgång på murknande högstubbar är särskilt viktig, eftersom talltitan helst själv hackar ut sitt bohål (SLU Artdatabanken, 2022).</w:t>
+      </w:r>
+    </w:p>
+    <w:p>
+      <w:r>
+        <w:t>Det finns flera studier som visar att talltita är känslig för gallring och inte överlever när dess livsmiljö kalavverkas (Eggers and Low, 2014; Griesser et al., 2007; Klein, 2020). Talltitans revir är förhållandevis stora, 10–20 hektar och arten missgynnas när skogen fragmenteras. Kalavverkning av större delar av reviret innebär att det överges (Artdatabanken, 2021).</w:t>
+      </w:r>
+    </w:p>
+    <w:p>
+      <w:r>
+        <w:t>Talltitan är synnerligen trogen sitt revir så länge paret lever och biotopen förblir intakt. Paret stannar i sitt revir året om. En förlust av ett revir har därför en stor inverkan på den lokala populationen och trakthyggesbruket anses vara orsak till den svenska populationens kraftiga minskning. Talltiteparets revirtrohet innebär att närhelst under året man observerar en adult talltita så ingår denna plats i reviret (Siffczyk et al., 2003; Ekman, 1979).</w:t>
+      </w:r>
+    </w:p>
+    <w:p>
+      <w:pPr>
+        <w:pStyle w:val="Heading2"/>
+      </w:pPr>
+      <w:r>
+        <w:t>Referenser – talltita</w:t>
+      </w:r>
+    </w:p>
+    <w:p>
+      <w:r>
+        <w:t xml:space="preserve">Eggers, S., Low, M., 2014. </w:t>
+      </w:r>
+      <w:r>
+        <w:rPr>
+          <w:i/>
+        </w:rPr>
+        <w:t xml:space="preserve">Differential demographic responses of sympatric Parids to vegetation management in boreal forest. </w:t>
+      </w:r>
+      <w:r>
+        <w:t>For. Ecol. Manage. 319, 169–175.</w:t>
+      </w:r>
+    </w:p>
+    <w:p>
+      <w:r>
+        <w:t xml:space="preserve">Ekman, J., 1979. </w:t>
+      </w:r>
+      <w:r>
+        <w:rPr>
+          <w:i/>
+        </w:rPr>
+        <w:t xml:space="preserve">Coherence, composition and territories of winter social groups of the Willow Tit Parus montanus and the Crested Tit P. cristatus. </w:t>
+      </w:r>
+      <w:r>
+        <w:t>Ornis Scandinavica, 10, pp 56–68</w:t>
+      </w:r>
+    </w:p>
+    <w:p>
+      <w:r>
+        <w:t xml:space="preserve">Griesser, M., Nystrand, M., Eggers, S., Ekman, J., 2007. </w:t>
+      </w:r>
+      <w:r>
+        <w:rPr>
+          <w:i/>
+        </w:rPr>
+        <w:t xml:space="preserve">Impact of forestry practices on fitness correlates and population productivity in an open-nesting bird species. </w:t>
+      </w:r>
+      <w:r>
+        <w:t>Conserv. Biol. 21, 767–774. https://doi.org/10.1111/j.1523- 1739.2007.00675.x</w:t>
+      </w:r>
+    </w:p>
+    <w:p>
+      <w:r>
+        <w:t xml:space="preserve">Klein, J., 2020. </w:t>
+      </w:r>
+      <w:r>
+        <w:rPr>
+          <w:i/>
+        </w:rPr>
+        <w:t xml:space="preserve">The forgotten forest – On thinning, retention, and biodiversity in the boreal forest. </w:t>
+      </w:r>
+      <w:r>
+        <w:t>Doctoral Thesis No. 2020:50</w:t>
+      </w:r>
+    </w:p>
+    <w:p>
+      <w:r>
+        <w:t xml:space="preserve">Siffczyk, C., Brotons, L., Kangas, K., Orell, M., 2003. </w:t>
+      </w:r>
+      <w:r>
+        <w:rPr>
+          <w:i/>
+        </w:rPr>
+        <w:t xml:space="preserve">Home range size of willow tits. </w:t>
+      </w:r>
+      <w:r>
+        <w:t>Oecologica, 136, 635–642 (2003)</w:t>
+      </w:r>
+    </w:p>
+    <w:p>
+      <w:r>
+        <w:t xml:space="preserve">SLU Artdatabanken, 2021. </w:t>
+      </w:r>
+      <w:r>
+        <w:rPr>
+          <w:i/>
+        </w:rPr>
+        <w:t xml:space="preserve">Artfaktablad. Naturvård – artfakta. </w:t>
+      </w:r>
+      <w:r>
+        <w:t>SLU Artdatabanken, Uppsala</w:t>
+      </w:r>
+    </w:p>
+    <w:p>
+      <w:pPr>
+        <w:pStyle w:val="Heading1"/>
+      </w:pPr>
+      <w:r>
+        <w:t>Tretåig hackspett – ekologi samt krav på livsmiljön</w:t>
+      </w:r>
+    </w:p>
+    <w:p>
+      <w:r>
+        <w:t xml:space="preserve">Tretåig hackspett (NT) är fridlyst enligt §4 Artskyddsförordningen och finns med som prioriterad art i Skogsstyrelsen vägledning för skogsbruket (bilaga 4 till SVL). I vägledningen står bland annat att: </w:t>
+      </w:r>
+      <w:r>
+        <w:rPr>
+          <w:i/>
+        </w:rPr>
+        <w:t xml:space="preserve">“Tretåig hackspett har stora arealkrav och höga krav på sin livsmiljö. Omdaningen av naturskogar till kulturskogar medför en förlust av viktiga miljöer, något som förstärks av ökad fragmentering till följd av avverkningar.” </w:t>
+      </w:r>
+      <w:r>
+        <w:t xml:space="preserve">Vidare att: </w:t>
+      </w:r>
+      <w:r>
+        <w:rPr>
+          <w:i/>
+        </w:rPr>
+        <w:t>“Områden med dokumenterad permanent förekomst i naturskogsmiljöer har vanligen så stora naturvärden att skogsbruk är olämpligt”</w:t>
+      </w:r>
+      <w:r>
+        <w:t xml:space="preserve"> (SLU Artdatabanken, 2024; Skogsstyrelsen, 2016)</w:t>
+      </w:r>
+      <w:r>
+        <w:rPr>
+          <w:i/>
+        </w:rPr>
+        <w:t>.</w:t>
+      </w:r>
+    </w:p>
+    <w:p>
+      <w:r>
+        <w:t>Tretåig hackspett är beroende av större sammanhängande naturskogar med kontinuerlig tillgång och nybildning av död ved och fragmentering av livsmiljöerna utgör ett stort hot mot arten (se exempelvis Stachura-Skierczynska et al., 2009; Wesolowski et al., 2005; Butler et al., 2004; Pakkala et al., 2002; Amcoff et al., 1996; Virkkala, 1991). Det finns studier som visar att naturskogens självgallringsprocess som den tretåiga hackspetten är beroende av, inte kan ersättas med efterlämnad hänsyn i skogsbruket (Imbeau &amp; Desrochers, 2002).</w:t>
+      </w:r>
+    </w:p>
+    <w:p>
+      <w:r>
+        <w:t>Permanenta revir av tretåig hackspett karaktäriseras ofta av artens typiska ringformigt ordnade hackmärken på framför allt gamla granar. För att säkerställa att inte revir av tretåig hackspett drabbas av avverkningsplanerna bör en inventering göras i området både under häckningstid och under vintern, då arten utnyttjar betydligt större områden än under sommarens häckningsrevir. Storleken på häckningsreviret varierar med skogstypen, förekomsten av död ved och graden av fragmentering, men är i allmänhet i storleksordningen 25–100 hektar (SLU Artdatabanken, 2024; Skogsstyrelsen, 2016).</w:t>
+      </w:r>
+    </w:p>
+    <w:p>
+      <w:r>
+        <w:t xml:space="preserve">Förutom fridlysning enligt §4 Artskyddsförordningen är tretåig hackspett även förtecknad i EU:s fågeldirektiv bilaga 1. Den är typisk art för </w:t>
+      </w:r>
+      <w:r>
+        <w:rPr>
+          <w:i/>
+        </w:rPr>
+        <w:t xml:space="preserve">9010 Taiga, 9740 Skogsbevuxen myr, 9030 Landhöjningsskog </w:t>
+      </w:r>
+      <w:r>
+        <w:t xml:space="preserve">och </w:t>
+      </w:r>
+      <w:r>
+        <w:rPr>
+          <w:i/>
+        </w:rPr>
+        <w:t>9040 Fjällbjörkskog</w:t>
+      </w:r>
+      <w:r>
+        <w:t xml:space="preserve"> samt ingår i Natura 2000 och är förtecknad i Bernkonventionen bilaga II (strikt skyddade djurarter) (SLU Artdatabanken, 2024; Skogsstyrelsen, 2016).</w:t>
+      </w:r>
+    </w:p>
+    <w:p>
+      <w:pPr>
+        <w:pStyle w:val="Heading2"/>
+      </w:pPr>
+      <w:r>
+        <w:t>Referenser – tretåig hackspett</w:t>
+      </w:r>
+    </w:p>
+    <w:p>
+      <w:r>
+        <w:t xml:space="preserve">Amcoff, M. &amp; Eriksson, P. 1996. </w:t>
+      </w:r>
+      <w:r>
+        <w:rPr>
+          <w:i/>
+        </w:rPr>
+        <w:t xml:space="preserve">Förekomst av tretåig hackspett Picoides tridactylus på bestånds- och landskapsnivå. </w:t>
+      </w:r>
+      <w:r>
+        <w:t>Ornis Svecica 6: 107–119.</w:t>
+      </w:r>
+    </w:p>
+    <w:p>
+      <w:r>
+        <w:t xml:space="preserve">Butler, R., Angelstam, P., Ekelund, P. &amp; Schlaeffer, R. 2004. </w:t>
+      </w:r>
+      <w:r>
+        <w:rPr>
+          <w:i/>
+        </w:rPr>
+        <w:t xml:space="preserve">Dead wood threshold values for the three-toed woodpecker presence in boreal and sub-Alpine forest. </w:t>
+      </w:r>
+      <w:r>
+        <w:t>Biological conservation 119(3): 305–318.</w:t>
+      </w:r>
+    </w:p>
+    <w:p>
+      <w:r>
+        <w:t xml:space="preserve">Imbeau, L. &amp; Desrochers, A. 2002. </w:t>
+      </w:r>
+      <w:r>
+        <w:rPr>
+          <w:i/>
+        </w:rPr>
+        <w:t xml:space="preserve">Foraging Ecology and Use of Drumming Trees by Three-Toed Woodpeckers. </w:t>
+      </w:r>
+      <w:r>
+        <w:t>The Journal of Wildlife Management. Vol. 66, No. 1 (Jan., 2002), pp. 222–231.</w:t>
+      </w:r>
+    </w:p>
+    <w:p>
+      <w:r>
+        <w:t xml:space="preserve">Pakkala, T., Hanski, I. &amp; Tomppo, E. 2002. </w:t>
+      </w:r>
+      <w:r>
+        <w:rPr>
+          <w:i/>
+        </w:rPr>
+        <w:t xml:space="preserve">Spatial ecology of the three-toed woodpecker in managed forest landscapes. </w:t>
+      </w:r>
+      <w:r>
+        <w:t>Silva Fennica 36(1): 279–288.</w:t>
+      </w:r>
+    </w:p>
+    <w:p>
+      <w:r>
+        <w:t xml:space="preserve">Skogsstyrelsen, 2016. </w:t>
+      </w:r>
+      <w:r>
+        <w:rPr>
+          <w:i/>
+        </w:rPr>
+        <w:t>Vägledning för hänsyn till fåglar – Tretåig hackspett.</w:t>
+      </w:r>
+    </w:p>
+    <w:p>
+      <w:r>
+        <w:t xml:space="preserve">SLU Artdatabanken, 2024. </w:t>
+      </w:r>
+      <w:r>
+        <w:rPr>
+          <w:i/>
+        </w:rPr>
+        <w:t xml:space="preserve">Artfaktablad. Naturvård – artfakta. </w:t>
+      </w:r>
+      <w:r>
+        <w:t>SLU Artdatabanken, Uppsala.</w:t>
+      </w:r>
+    </w:p>
+    <w:p>
+      <w:r>
+        <w:t xml:space="preserve">Stachura-Skierczynska, K., Tumiel, T. &amp; Skierczynski, M. 2009. </w:t>
+      </w:r>
+      <w:r>
+        <w:rPr>
+          <w:i/>
+        </w:rPr>
+        <w:t xml:space="preserve">Habitat prediction model for three-toed woodpecker and its implications for the conservation of biologically valuable forests. </w:t>
+      </w:r>
+      <w:r>
+        <w:t>Forest Ecology and Management 258(5): 697–703.</w:t>
+      </w:r>
+    </w:p>
+    <w:p>
+      <w:r>
+        <w:t xml:space="preserve">Virkkala, R. 1991. </w:t>
+      </w:r>
+      <w:r>
+        <w:rPr>
+          <w:i/>
+        </w:rPr>
+        <w:t xml:space="preserve">Population trends of forest birds in a Finnish Lapland landscape of large habitat blocks – Consequences of stochastic environmental variation or regional habitat alteration. </w:t>
+      </w:r>
+      <w:r>
+        <w:t>Biological conservation 56(2): 223–240.</w:t>
+      </w:r>
+    </w:p>
+    <w:p>
+      <w:r>
+        <w:t xml:space="preserve">Wesolowski, T., Czeszczewik, D. &amp; Rowinski, P. 2005. </w:t>
+      </w:r>
+      <w:r>
+        <w:rPr>
+          <w:i/>
+        </w:rPr>
+        <w:t xml:space="preserve">Effects of forest management on Three-toed Woodpecker Picoides tridactylus distribution in the Bialowieza Forest (NE Poland): conservation implications. </w:t>
+      </w:r>
+      <w:r>
+        <w:t>Acta Ornithologica 40(1): 53–60.</w:t>
       </w:r>
     </w:p>
     <w:sectPr>
@@ -736,7 +1279,7 @@
     <w:r>
       <w:tab/>
       <w:tab/>
-      <w:t>2026-05-27</w:t>
+      <w:t>2026-05-28</w:t>
       <w:br/>
       <w:br/>
     </w:r>

--- a/klagomål/A 21979-2026 FSC-klagomål.docx
+++ b/klagomål/A 21979-2026 FSC-klagomål.docx
@@ -168,7 +168,7 @@
     </w:p>
     <w:p>
       <w:r>
-        <w:t>Detta dokument behandlar höga naturvärden i avverkningsanmälan A 21979-2026 i Örnsköldsviks kommun. Denna avverkningsanmälan inkom 2026-05-11 07:44:58 och omfattar 2,5 ha.</w:t>
+        <w:t>Detta dokument behandlar höga naturvärden i avverkningsanmälan A 21979-2026 i Örnsköldsviks kommun. Denna avverkningsanmälan inkom 2026-05-11 00:00:00 och omfattar 2,5 ha.</w:t>
       </w:r>
     </w:p>
     <w:p>
@@ -1279,7 +1279,7 @@
     <w:r>
       <w:tab/>
       <w:tab/>
-      <w:t>2026-05-28</w:t>
+      <w:t>2026-05-29</w:t>
       <w:br/>
       <w:br/>
     </w:r>

--- a/klagomål/A 21979-2026 FSC-klagomål.docx
+++ b/klagomål/A 21979-2026 FSC-klagomål.docx
@@ -1279,7 +1279,7 @@
     <w:r>
       <w:tab/>
       <w:tab/>
-      <w:t>2026-05-29</w:t>
+      <w:t>2026-05-30</w:t>
       <w:br/>
       <w:br/>
     </w:r>

--- a/klagomål/A 21979-2026 FSC-klagomål.docx
+++ b/klagomål/A 21979-2026 FSC-klagomål.docx
@@ -1279,7 +1279,7 @@
     <w:r>
       <w:tab/>
       <w:tab/>
-      <w:t>2026-05-30</w:t>
+      <w:t>2026-05-31</w:t>
       <w:br/>
       <w:br/>
     </w:r>

--- a/klagomål/A 21979-2026 FSC-klagomål.docx
+++ b/klagomål/A 21979-2026 FSC-klagomål.docx
@@ -1279,7 +1279,7 @@
     <w:r>
       <w:tab/>
       <w:tab/>
-      <w:t>2026-05-31</w:t>
+      <w:t>2026-06-01</w:t>
       <w:br/>
       <w:br/>
     </w:r>

--- a/klagomål/A 21979-2026 FSC-klagomål.docx
+++ b/klagomål/A 21979-2026 FSC-klagomål.docx
@@ -1279,7 +1279,7 @@
     <w:r>
       <w:tab/>
       <w:tab/>
-      <w:t>2026-06-01</w:t>
+      <w:t>2026-06-02</w:t>
       <w:br/>
       <w:br/>
     </w:r>

--- a/klagomål/A 21979-2026 FSC-klagomål.docx
+++ b/klagomål/A 21979-2026 FSC-klagomål.docx
@@ -1279,7 +1279,7 @@
     <w:r>
       <w:tab/>
       <w:tab/>
-      <w:t>2026-06-02</w:t>
+      <w:t>2026-06-03</w:t>
       <w:br/>
       <w:br/>
     </w:r>

--- a/klagomål/A 21979-2026 FSC-klagomål.docx
+++ b/klagomål/A 21979-2026 FSC-klagomål.docx
@@ -1279,7 +1279,7 @@
     <w:r>
       <w:tab/>
       <w:tab/>
-      <w:t>2026-06-03</w:t>
+      <w:t>2026-06-04</w:t>
       <w:br/>
       <w:br/>
     </w:r>

--- a/klagomål/A 21979-2026 FSC-klagomål.docx
+++ b/klagomål/A 21979-2026 FSC-klagomål.docx
@@ -1279,7 +1279,7 @@
     <w:r>
       <w:tab/>
       <w:tab/>
-      <w:t>2026-06-04</w:t>
+      <w:t>2026-06-05</w:t>
       <w:br/>
       <w:br/>
     </w:r>

--- a/klagomål/A 21979-2026 FSC-klagomål.docx
+++ b/klagomål/A 21979-2026 FSC-klagomål.docx
@@ -1279,7 +1279,7 @@
     <w:r>
       <w:tab/>
       <w:tab/>
-      <w:t>2026-06-05</w:t>
+      <w:t>2026-06-06</w:t>
       <w:br/>
       <w:br/>
     </w:r>

--- a/klagomål/A 21979-2026 FSC-klagomål.docx
+++ b/klagomål/A 21979-2026 FSC-klagomål.docx
@@ -1279,7 +1279,7 @@
     <w:r>
       <w:tab/>
       <w:tab/>
-      <w:t>2026-06-06</w:t>
+      <w:t>2026-06-07</w:t>
       <w:br/>
       <w:br/>
     </w:r>

--- a/klagomål/A 21979-2026 FSC-klagomål.docx
+++ b/klagomål/A 21979-2026 FSC-klagomål.docx
@@ -1279,7 +1279,7 @@
     <w:r>
       <w:tab/>
       <w:tab/>
-      <w:t>2026-06-07</w:t>
+      <w:t>2026-06-08</w:t>
       <w:br/>
       <w:br/>
     </w:r>

--- a/klagomål/A 21979-2026 FSC-klagomål.docx
+++ b/klagomål/A 21979-2026 FSC-klagomål.docx
@@ -1279,7 +1279,7 @@
     <w:r>
       <w:tab/>
       <w:tab/>
-      <w:t>2026-06-08</w:t>
+      <w:t>2026-06-09</w:t>
       <w:br/>
       <w:br/>
     </w:r>

--- a/klagomål/A 21979-2026 FSC-klagomål.docx
+++ b/klagomål/A 21979-2026 FSC-klagomål.docx
@@ -1279,7 +1279,7 @@
     <w:r>
       <w:tab/>
       <w:tab/>
-      <w:t>2026-06-09</w:t>
+      <w:t>2026-06-10</w:t>
       <w:br/>
       <w:br/>
     </w:r>

--- a/klagomål/A 21979-2026 FSC-klagomål.docx
+++ b/klagomål/A 21979-2026 FSC-klagomål.docx
@@ -1279,7 +1279,7 @@
     <w:r>
       <w:tab/>
       <w:tab/>
-      <w:t>2026-06-10</w:t>
+      <w:t>2026-06-11</w:t>
       <w:br/>
       <w:br/>
     </w:r>

--- a/klagomål/A 21979-2026 FSC-klagomål.docx
+++ b/klagomål/A 21979-2026 FSC-klagomål.docx
@@ -1279,7 +1279,7 @@
     <w:r>
       <w:tab/>
       <w:tab/>
-      <w:t>2026-06-11</w:t>
+      <w:t>2026-06-12</w:t>
       <w:br/>
       <w:br/>
     </w:r>

--- a/klagomål/A 21979-2026 FSC-klagomål.docx
+++ b/klagomål/A 21979-2026 FSC-klagomål.docx
@@ -1279,7 +1279,7 @@
     <w:r>
       <w:tab/>
       <w:tab/>
-      <w:t>2026-06-12</w:t>
+      <w:t>2026-06-13</w:t>
       <w:br/>
       <w:br/>
     </w:r>

--- a/klagomål/A 21979-2026 FSC-klagomål.docx
+++ b/klagomål/A 21979-2026 FSC-klagomål.docx
@@ -1279,7 +1279,7 @@
     <w:r>
       <w:tab/>
       <w:tab/>
-      <w:t>2026-06-13</w:t>
+      <w:t>2026-06-14</w:t>
       <w:br/>
       <w:br/>
     </w:r>

--- a/klagomål/A 21979-2026 FSC-klagomål.docx
+++ b/klagomål/A 21979-2026 FSC-klagomål.docx
@@ -1364,7 +1364,7 @@
     <w:r>
       <w:tab/>
       <w:tab/>
-      <w:t>2026-07-13</w:t>
+      <w:t>2026-07-14</w:t>
       <w:br/>
       <w:br/>
     </w:r>

--- a/klagomål/A 21979-2026 FSC-klagomål.docx
+++ b/klagomål/A 21979-2026 FSC-klagomål.docx
@@ -1364,7 +1364,7 @@
     <w:r>
       <w:tab/>
       <w:tab/>
-      <w:t>2026-07-14</w:t>
+      <w:t>2026-07-15</w:t>
       <w:br/>
       <w:br/>
     </w:r>

--- a/klagomål/A 21979-2026 FSC-klagomål.docx
+++ b/klagomål/A 21979-2026 FSC-klagomål.docx
@@ -1364,7 +1364,7 @@
     <w:r>
       <w:tab/>
       <w:tab/>
-      <w:t>2026-07-15</w:t>
+      <w:t>2026-07-16</w:t>
       <w:br/>
       <w:br/>
     </w:r>

--- a/klagomål/A 21979-2026 FSC-klagomål.docx
+++ b/klagomål/A 21979-2026 FSC-klagomål.docx
@@ -1364,7 +1364,7 @@
     <w:r>
       <w:tab/>
       <w:tab/>
-      <w:t>2026-07-16</w:t>
+      <w:t>2026-07-17</w:t>
       <w:br/>
       <w:br/>
     </w:r>

--- a/klagomål/A 21979-2026 FSC-klagomål.docx
+++ b/klagomål/A 21979-2026 FSC-klagomål.docx
@@ -1364,7 +1364,7 @@
     <w:r>
       <w:tab/>
       <w:tab/>
-      <w:t>2026-07-17</w:t>
+      <w:t>2026-07-18</w:t>
       <w:br/>
       <w:br/>
     </w:r>

--- a/klagomål/A 21979-2026 FSC-klagomål.docx
+++ b/klagomål/A 21979-2026 FSC-klagomål.docx
@@ -1364,7 +1364,7 @@
     <w:r>
       <w:tab/>
       <w:tab/>
-      <w:t>2026-07-18</w:t>
+      <w:t>2026-07-19</w:t>
       <w:br/>
       <w:br/>
     </w:r>

--- a/klagomål/A 21979-2026 FSC-klagomål.docx
+++ b/klagomål/A 21979-2026 FSC-klagomål.docx
@@ -1364,7 +1364,7 @@
     <w:r>
       <w:tab/>
       <w:tab/>
-      <w:t>2026-07-19</w:t>
+      <w:t>2026-07-20</w:t>
       <w:br/>
       <w:br/>
     </w:r>

--- a/klagomål/A 21979-2026 FSC-klagomål.docx
+++ b/klagomål/A 21979-2026 FSC-klagomål.docx
@@ -1364,7 +1364,7 @@
     <w:r>
       <w:tab/>
       <w:tab/>
-      <w:t>2026-07-20</w:t>
+      <w:t>2026-07-21</w:t>
       <w:br/>
       <w:br/>
     </w:r>

--- a/klagomål/A 21979-2026 FSC-klagomål.docx
+++ b/klagomål/A 21979-2026 FSC-klagomål.docx
@@ -1364,7 +1364,7 @@
     <w:r>
       <w:tab/>
       <w:tab/>
-      <w:t>2026-07-21</w:t>
+      <w:t>2026-07-22</w:t>
       <w:br/>
       <w:br/>
     </w:r>

--- a/klagomål/A 21979-2026 FSC-klagomål.docx
+++ b/klagomål/A 21979-2026 FSC-klagomål.docx
@@ -1364,7 +1364,7 @@
     <w:r>
       <w:tab/>
       <w:tab/>
-      <w:t>2026-07-22</w:t>
+      <w:t>2026-07-23</w:t>
       <w:br/>
       <w:br/>
     </w:r>

--- a/klagomål/A 21979-2026 FSC-klagomål.docx
+++ b/klagomål/A 21979-2026 FSC-klagomål.docx
@@ -1364,7 +1364,7 @@
     <w:r>
       <w:tab/>
       <w:tab/>
-      <w:t>2026-07-23</w:t>
+      <w:t>2026-07-24</w:t>
       <w:br/>
       <w:br/>
     </w:r>

--- a/klagomål/A 21979-2026 FSC-klagomål.docx
+++ b/klagomål/A 21979-2026 FSC-klagomål.docx
@@ -1364,7 +1364,7 @@
     <w:r>
       <w:tab/>
       <w:tab/>
-      <w:t>2026-07-24</w:t>
+      <w:t>2026-07-25</w:t>
       <w:br/>
       <w:br/>
     </w:r>

--- a/klagomål/A 21979-2026 FSC-klagomål.docx
+++ b/klagomål/A 21979-2026 FSC-klagomål.docx
@@ -1364,7 +1364,7 @@
     <w:r>
       <w:tab/>
       <w:tab/>
-      <w:t>2026-07-25</w:t>
+      <w:t>2026-07-26</w:t>
       <w:br/>
       <w:br/>
     </w:r>

--- a/klagomål/A 21979-2026 FSC-klagomål.docx
+++ b/klagomål/A 21979-2026 FSC-klagomål.docx
@@ -1364,7 +1364,7 @@
     <w:r>
       <w:tab/>
       <w:tab/>
-      <w:t>2026-07-26</w:t>
+      <w:t>2026-07-27</w:t>
       <w:br/>
       <w:br/>
     </w:r>

--- a/klagomål/A 21979-2026 FSC-klagomål.docx
+++ b/klagomål/A 21979-2026 FSC-klagomål.docx
@@ -1364,7 +1364,7 @@
     <w:r>
       <w:tab/>
       <w:tab/>
-      <w:t>2026-07-27</w:t>
+      <w:t>2026-07-28</w:t>
       <w:br/>
       <w:br/>
     </w:r>

--- a/klagomål/A 21979-2026 FSC-klagomål.docx
+++ b/klagomål/A 21979-2026 FSC-klagomål.docx
@@ -1364,7 +1364,7 @@
     <w:r>
       <w:tab/>
       <w:tab/>
-      <w:t>2026-07-28</w:t>
+      <w:t>2026-07-29</w:t>
       <w:br/>
       <w:br/>
     </w:r>

--- a/klagomål/A 21979-2026 FSC-klagomål.docx
+++ b/klagomål/A 21979-2026 FSC-klagomål.docx
@@ -1364,7 +1364,7 @@
     <w:r>
       <w:tab/>
       <w:tab/>
-      <w:t>2026-07-29</w:t>
+      <w:t>2026-07-30</w:t>
       <w:br/>
       <w:br/>
     </w:r>

--- a/klagomål/A 21979-2026 FSC-klagomål.docx
+++ b/klagomål/A 21979-2026 FSC-klagomål.docx
@@ -1364,7 +1364,7 @@
     <w:r>
       <w:tab/>
       <w:tab/>
-      <w:t>2026-07-30</w:t>
+      <w:t>2026-07-31</w:t>
       <w:br/>
       <w:br/>
     </w:r>

--- a/klagomål/A 21979-2026 FSC-klagomål.docx
+++ b/klagomål/A 21979-2026 FSC-klagomål.docx
@@ -1364,7 +1364,7 @@
     <w:r>
       <w:tab/>
       <w:tab/>
-      <w:t>2026-07-31</w:t>
+      <w:t>2026-08-01</w:t>
       <w:br/>
       <w:br/>
     </w:r>

--- a/klagomål/A 21979-2026 FSC-klagomål.docx
+++ b/klagomål/A 21979-2026 FSC-klagomål.docx
@@ -1364,7 +1364,7 @@
     <w:r>
       <w:tab/>
       <w:tab/>
-      <w:t>2026-08-01</w:t>
+      <w:t>2026-08-02</w:t>
       <w:br/>
       <w:br/>
     </w:r>

--- a/klagomål/A 21979-2026 FSC-klagomål.docx
+++ b/klagomål/A 21979-2026 FSC-klagomål.docx
@@ -1364,7 +1364,7 @@
     <w:r>
       <w:tab/>
       <w:tab/>
-      <w:t>2026-08-02</w:t>
+      <w:t>2026-08-03</w:t>
       <w:br/>
       <w:br/>
     </w:r>

--- a/klagomål/A 21979-2026 FSC-klagomål.docx
+++ b/klagomål/A 21979-2026 FSC-klagomål.docx
@@ -1364,7 +1364,7 @@
     <w:r>
       <w:tab/>
       <w:tab/>
-      <w:t>2026-08-03</w:t>
+      <w:t>2026-08-05</w:t>
       <w:br/>
       <w:br/>
     </w:r>

--- a/klagomål/A 21979-2026 FSC-klagomål.docx
+++ b/klagomål/A 21979-2026 FSC-klagomål.docx
@@ -1364,7 +1364,7 @@
     <w:r>
       <w:tab/>
       <w:tab/>
-      <w:t>2026-08-05</w:t>
+      <w:t>2026-08-07</w:t>
       <w:br/>
       <w:br/>
     </w:r>

--- a/klagomål/A 21979-2026 FSC-klagomål.docx
+++ b/klagomål/A 21979-2026 FSC-klagomål.docx
@@ -1364,7 +1364,7 @@
     <w:r>
       <w:tab/>
       <w:tab/>
-      <w:t>2026-08-07</w:t>
+      <w:t>2026-08-08</w:t>
       <w:br/>
       <w:br/>
     </w:r>

--- a/klagomål/A 21979-2026 FSC-klagomål.docx
+++ b/klagomål/A 21979-2026 FSC-klagomål.docx
@@ -216,7 +216,7 @@
         <w:spacing w:after="240"/>
       </w:pPr>
       <w:r>
-        <w:t>Figur 1. Fyndplatser för naturvårdsarter i och inom 25 meter från avverkningsanmälan. Markörer utan svart kant är placerade på fyndplatsen. Markörer med svart kant är placerade vid sidan av fyndplatsen har ett svart streck som visar fyndplatsens exakta position. Kartans mittpunktskoordinat är N 7033922, E 637255 i SWEREF 99 TM.</w:t>
+        <w:t>Figur 1. Fyndplatser för naturvårdsarter i och inom 25 meter från avverkningsanmälan. Markörer utan svart kant är placerade på fyndplatsen. Markörer med svart kant är placerade vid sidan av fyndplatsen och har ett svart streck som visar fyndplatsens exakta position. Kartans mittpunktskoordinat är N 7033922, E 637255 i SWEREF 99 TM.</w:t>
       </w:r>
     </w:p>
     <w:p>
@@ -1364,7 +1364,7 @@
     <w:r>
       <w:tab/>
       <w:tab/>
-      <w:t>2026-08-14</w:t>
+      <w:t>2026-08-15</w:t>
       <w:br/>
       <w:br/>
     </w:r>

--- a/klagomål/A 21979-2026 FSC-klagomål.docx
+++ b/klagomål/A 21979-2026 FSC-klagomål.docx
@@ -1364,7 +1364,7 @@
     <w:r>
       <w:tab/>
       <w:tab/>
-      <w:t>2026-08-15</w:t>
+      <w:t>2026-08-16</w:t>
       <w:br/>
       <w:br/>
     </w:r>

--- a/klagomål/A 21979-2026 FSC-klagomål.docx
+++ b/klagomål/A 21979-2026 FSC-klagomål.docx
@@ -1364,7 +1364,7 @@
     <w:r>
       <w:tab/>
       <w:tab/>
-      <w:t>2026-08-16</w:t>
+      <w:t>2026-08-17</w:t>
       <w:br/>
       <w:br/>
     </w:r>

--- a/klagomål/A 21979-2026 FSC-klagomål.docx
+++ b/klagomål/A 21979-2026 FSC-klagomål.docx
@@ -1364,7 +1364,7 @@
     <w:r>
       <w:tab/>
       <w:tab/>
-      <w:t>2026-08-17</w:t>
+      <w:t>2026-08-18</w:t>
       <w:br/>
       <w:br/>
     </w:r>

--- a/klagomål/A 21979-2026 FSC-klagomål.docx
+++ b/klagomål/A 21979-2026 FSC-klagomål.docx
@@ -1364,7 +1364,7 @@
     <w:r>
       <w:tab/>
       <w:tab/>
-      <w:t>2026-08-18</w:t>
+      <w:t>2026-08-19</w:t>
       <w:br/>
       <w:br/>
     </w:r>

--- a/klagomål/A 21979-2026 FSC-klagomål.docx
+++ b/klagomål/A 21979-2026 FSC-klagomål.docx
@@ -1364,7 +1364,7 @@
     <w:r>
       <w:tab/>
       <w:tab/>
-      <w:t>2026-08-19</w:t>
+      <w:t>2026-08-20</w:t>
       <w:br/>
       <w:br/>
     </w:r>

--- a/klagomål/A 21979-2026 FSC-klagomål.docx
+++ b/klagomål/A 21979-2026 FSC-klagomål.docx
@@ -1364,7 +1364,7 @@
     <w:r>
       <w:tab/>
       <w:tab/>
-      <w:t>2026-08-20</w:t>
+      <w:t>2026-08-21</w:t>
       <w:br/>
       <w:br/>
     </w:r>

--- a/klagomål/A 21979-2026 FSC-klagomål.docx
+++ b/klagomål/A 21979-2026 FSC-klagomål.docx
@@ -1364,7 +1364,7 @@
     <w:r>
       <w:tab/>
       <w:tab/>
-      <w:t>2026-08-21</w:t>
+      <w:t>2026-08-22</w:t>
       <w:br/>
       <w:br/>
     </w:r>

--- a/klagomål/A 21979-2026 FSC-klagomål.docx
+++ b/klagomål/A 21979-2026 FSC-klagomål.docx
@@ -1364,7 +1364,7 @@
     <w:r>
       <w:tab/>
       <w:tab/>
-      <w:t>2026-08-22</w:t>
+      <w:t>2026-08-23</w:t>
       <w:br/>
       <w:br/>
     </w:r>

--- a/klagomål/A 21979-2026 FSC-klagomål.docx
+++ b/klagomål/A 21979-2026 FSC-klagomål.docx
@@ -1364,7 +1364,7 @@
     <w:r>
       <w:tab/>
       <w:tab/>
-      <w:t>2026-08-23</w:t>
+      <w:t>2026-08-24</w:t>
       <w:br/>
       <w:br/>
     </w:r>

--- a/klagomål/A 21979-2026 FSC-klagomål.docx
+++ b/klagomål/A 21979-2026 FSC-klagomål.docx
@@ -1364,7 +1364,7 @@
     <w:r>
       <w:tab/>
       <w:tab/>
-      <w:t>2026-08-24</w:t>
+      <w:t>2026-08-25</w:t>
       <w:br/>
       <w:br/>
     </w:r>

--- a/klagomål/A 21979-2026 FSC-klagomål.docx
+++ b/klagomål/A 21979-2026 FSC-klagomål.docx
@@ -1364,7 +1364,7 @@
     <w:r>
       <w:tab/>
       <w:tab/>
-      <w:t>2026-08-25</w:t>
+      <w:t>2026-08-26</w:t>
       <w:br/>
       <w:br/>
     </w:r>

--- a/klagomål/A 21979-2026 FSC-klagomål.docx
+++ b/klagomål/A 21979-2026 FSC-klagomål.docx
@@ -1364,7 +1364,7 @@
     <w:r>
       <w:tab/>
       <w:tab/>
-      <w:t>2026-08-26</w:t>
+      <w:t>2026-08-27</w:t>
       <w:br/>
       <w:br/>
     </w:r>

--- a/klagomål/A 21979-2026 FSC-klagomål.docx
+++ b/klagomål/A 21979-2026 FSC-klagomål.docx
@@ -1364,7 +1364,7 @@
     <w:r>
       <w:tab/>
       <w:tab/>
-      <w:t>2026-08-27</w:t>
+      <w:t>2026-08-28</w:t>
       <w:br/>
       <w:br/>
     </w:r>

--- a/klagomål/A 21979-2026 FSC-klagomål.docx
+++ b/klagomål/A 21979-2026 FSC-klagomål.docx
@@ -1364,7 +1364,7 @@
     <w:r>
       <w:tab/>
       <w:tab/>
-      <w:t>2026-08-28</w:t>
+      <w:t>2026-08-29</w:t>
       <w:br/>
       <w:br/>
     </w:r>

--- a/klagomål/A 21979-2026 FSC-klagomål.docx
+++ b/klagomål/A 21979-2026 FSC-klagomål.docx
@@ -1364,7 +1364,7 @@
     <w:r>
       <w:tab/>
       <w:tab/>
-      <w:t>2026-08-29</w:t>
+      <w:t>2026-08-31</w:t>
       <w:br/>
       <w:br/>
     </w:r>

--- a/klagomål/A 21979-2026 FSC-klagomål.docx
+++ b/klagomål/A 21979-2026 FSC-klagomål.docx
@@ -1364,7 +1364,7 @@
     <w:r>
       <w:tab/>
       <w:tab/>
-      <w:t>2026-08-31</w:t>
+      <w:t>2026-09-01</w:t>
       <w:br/>
       <w:br/>
     </w:r>

--- a/klagomål/A 21979-2026 FSC-klagomål.docx
+++ b/klagomål/A 21979-2026 FSC-klagomål.docx
@@ -1364,7 +1364,7 @@
     <w:r>
       <w:tab/>
       <w:tab/>
-      <w:t>2026-09-01</w:t>
+      <w:t>2026-09-02</w:t>
       <w:br/>
       <w:br/>
     </w:r>

--- a/klagomål/A 21979-2026 FSC-klagomål.docx
+++ b/klagomål/A 21979-2026 FSC-klagomål.docx
@@ -1364,7 +1364,7 @@
     <w:r>
       <w:tab/>
       <w:tab/>
-      <w:t>2026-09-02</w:t>
+      <w:t>2026-09-03</w:t>
       <w:br/>
       <w:br/>
     </w:r>

--- a/klagomål/A 21979-2026 FSC-klagomål.docx
+++ b/klagomål/A 21979-2026 FSC-klagomål.docx
@@ -1364,7 +1364,7 @@
     <w:r>
       <w:tab/>
       <w:tab/>
-      <w:t>2026-09-03</w:t>
+      <w:t>2026-09-04</w:t>
       <w:br/>
       <w:br/>
     </w:r>

--- a/klagomål/A 21979-2026 FSC-klagomål.docx
+++ b/klagomål/A 21979-2026 FSC-klagomål.docx
@@ -1364,7 +1364,7 @@
     <w:r>
       <w:tab/>
       <w:tab/>
-      <w:t>2026-09-04</w:t>
+      <w:t>2026-09-05</w:t>
       <w:br/>
       <w:br/>
     </w:r>

--- a/klagomål/A 21979-2026 FSC-klagomål.docx
+++ b/klagomål/A 21979-2026 FSC-klagomål.docx
@@ -1364,7 +1364,7 @@
     <w:r>
       <w:tab/>
       <w:tab/>
-      <w:t>2026-09-05</w:t>
+      <w:t>2026-09-06</w:t>
       <w:br/>
       <w:br/>
     </w:r>

--- a/klagomål/A 21979-2026 FSC-klagomål.docx
+++ b/klagomål/A 21979-2026 FSC-klagomål.docx
@@ -1364,7 +1364,7 @@
     <w:r>
       <w:tab/>
       <w:tab/>
-      <w:t>2026-09-06</w:t>
+      <w:t>2026-09-07</w:t>
       <w:br/>
       <w:br/>
     </w:r>

--- a/klagomål/A 21979-2026 FSC-klagomål.docx
+++ b/klagomål/A 21979-2026 FSC-klagomål.docx
@@ -1364,7 +1364,7 @@
     <w:r>
       <w:tab/>
       <w:tab/>
-      <w:t>2026-09-07</w:t>
+      <w:t>2026-09-08</w:t>
       <w:br/>
       <w:br/>
     </w:r>

--- a/klagomål/A 21979-2026 FSC-klagomål.docx
+++ b/klagomål/A 21979-2026 FSC-klagomål.docx
@@ -1364,7 +1364,7 @@
     <w:r>
       <w:tab/>
       <w:tab/>
-      <w:t>2026-09-08</w:t>
+      <w:t>2026-09-09</w:t>
       <w:br/>
       <w:br/>
     </w:r>

--- a/klagomål/A 21979-2026 FSC-klagomål.docx
+++ b/klagomål/A 21979-2026 FSC-klagomål.docx
@@ -1364,7 +1364,7 @@
     <w:r>
       <w:tab/>
       <w:tab/>
-      <w:t>2026-09-09</w:t>
+      <w:t>2026-09-10</w:t>
       <w:br/>
       <w:br/>
     </w:r>

--- a/klagomål/A 21979-2026 FSC-klagomål.docx
+++ b/klagomål/A 21979-2026 FSC-klagomål.docx
@@ -1364,7 +1364,7 @@
     <w:r>
       <w:tab/>
       <w:tab/>
-      <w:t>2026-09-10</w:t>
+      <w:t>2026-09-11</w:t>
       <w:br/>
       <w:br/>
     </w:r>

--- a/klagomål/A 21979-2026 FSC-klagomål.docx
+++ b/klagomål/A 21979-2026 FSC-klagomål.docx
@@ -1364,7 +1364,7 @@
     <w:r>
       <w:tab/>
       <w:tab/>
-      <w:t>2026-09-11</w:t>
+      <w:t>2026-09-12</w:t>
       <w:br/>
       <w:br/>
     </w:r>
